--- a/工會籌備/委託書_範本.docx
+++ b/工會籌備/委託書_範本.docx
@@ -17,7 +17,7 @@
     </w:p>
     <w:p>
       <w:pPr>
-        <w:spacing w:after="240" w:before="0" w:line="360" w:lineRule="auto"/>
+        <w:spacing w:after="280" w:before="0" w:line="360" w:lineRule="auto"/>
       </w:pPr>
       <w:r>
         <w:rPr>
@@ -44,7 +44,7 @@
     </w:p>
     <w:p>
       <w:pPr>
-        <w:spacing w:after="40" w:before="0" w:line="360" w:lineRule="auto"/>
+        <w:spacing w:after="80" w:before="0" w:line="360" w:lineRule="auto"/>
         <w:jc w:val="center"/>
       </w:pPr>
       <w:r>
@@ -58,16 +58,17 @@
     </w:p>
     <w:p>
       <w:pPr>
-        <w:spacing w:after="280" w:before="0" w:line="360" w:lineRule="auto"/>
+        <w:spacing w:after="320" w:before="0" w:line="360" w:lineRule="auto"/>
         <w:jc w:val="center"/>
       </w:pPr>
       <w:r>
         <w:rPr>
           <w:rFonts w:eastAsia="標楷體" w:ascii="標楷體" w:hAnsi="標楷體"/>
           <w:b/>
-          <w:sz w:val="40"/>
+          <w:sz w:val="44"/>
+          <w:spacing w:val="160"/>
         </w:rPr>
-        <w:t>委　託　出　席　委　託　書</w:t>
+        <w:t>委託出席委託書</w:t>
       </w:r>
     </w:p>
     <w:p>
@@ -245,27 +246,6 @@
     </w:p>
     <w:p>
       <w:pPr>
-        <w:spacing w:after="120" w:before="0" w:line="360" w:lineRule="auto"/>
-      </w:pPr>
-      <w:r>
-        <w:rPr>
-          <w:rFonts w:eastAsia="標楷體" w:ascii="標楷體" w:hAnsi="標楷體"/>
-          <w:b w:val="0"/>
-          <w:sz w:val="28"/>
-        </w:rPr>
-        <w:t>委託出席之工會名稱：</w:t>
-      </w:r>
-      <w:r>
-        <w:rPr>
-          <w:rFonts w:eastAsia="標楷體" w:ascii="標楷體" w:hAnsi="標楷體"/>
-          <w:b w:val="0"/>
-          <w:sz w:val="28"/>
-          <w:u w:val="single"/>
-        </w:rPr>
-      </w:r>
-    </w:p>
-    <w:p>
-      <w:pPr>
         <w:spacing w:after="80" w:before="0" w:line="360" w:lineRule="auto"/>
       </w:pPr>
       <w:r>
@@ -274,7 +254,7 @@
           <w:b w:val="0"/>
           <w:sz w:val="28"/>
         </w:rPr>
-        <w:t xml:space="preserve">　高雄榮民總醫院企業工會（籌備中）</w:t>
+        <w:t>委託出席之工會名稱：高雄榮民總醫院企業工會（籌備中）</w:t>
       </w:r>
     </w:p>
     <w:p>
@@ -437,7 +417,7 @@
           <w:b w:val="0"/>
           <w:sz w:val="28"/>
         </w:rPr>
-        <w:t>中　華　民　國　______ 年 ____ 月 ____ 日</w:t>
+        <w:t>中華民國 ______ 年 ____ 月 ____ 日</w:t>
       </w:r>
     </w:p>
     <w:sectPr>

--- a/工會籌備/委託書_範本.docx
+++ b/工會籌備/委託書_範本.docx
@@ -3,275 +3,446 @@
 <w:document xmlns:wpc="http://schemas.microsoft.com/office/word/2010/wordprocessingCanvas" xmlns:mo="http://schemas.microsoft.com/office/mac/office/2008/main" xmlns:mc="http://schemas.openxmlformats.org/markup-compatibility/2006" xmlns:mv="urn:schemas-microsoft-com:mac:vml" xmlns:o="urn:schemas-microsoft-com:office:office" xmlns:r="http://schemas.openxmlformats.org/officeDocument/2006/relationships" xmlns:m="http://schemas.openxmlformats.org/officeDocument/2006/math" xmlns:v="urn:schemas-microsoft-com:vml" xmlns:wp14="http://schemas.microsoft.com/office/word/2010/wordprocessingDrawing" xmlns:wp="http://schemas.openxmlformats.org/drawingml/2006/wordprocessingDrawing" xmlns:w10="urn:schemas-microsoft-com:office:word" xmlns:w="http://schemas.openxmlformats.org/wordprocessingml/2006/main" xmlns:w14="http://schemas.microsoft.com/office/word/2010/wordml" xmlns:wpg="http://schemas.microsoft.com/office/word/2010/wordprocessingGroup" xmlns:wpi="http://schemas.microsoft.com/office/word/2010/wordprocessingInk" xmlns:wne="http://schemas.microsoft.com/office/word/2006/wordml" xmlns:wps="http://schemas.microsoft.com/office/word/2010/wordprocessingShape" mc:Ignorable="w14 wp14">
   <w:body>
     <w:p>
+      <w:pPr>
+        <w:spacing w:after="40" w:before="0" w:line="360" w:lineRule="auto"/>
+      </w:pPr>
       <w:r>
         <w:rPr>
+          <w:rFonts w:eastAsia="標楷體" w:ascii="標楷體" w:hAnsi="標楷體"/>
           <w:b w:val="0"/>
-          <w:sz w:val="18"/>
+          <w:sz w:val="22"/>
         </w:rPr>
-        <w:t>※ 正式格式以高雄市政府勞工局為準（電洽 07-8124613 索取官方檔）。本範本依《工會會員大會或會員代表大會委託出席辦法》應記載事項整理。</w:t>
-      </w:r>
-    </w:p>
-    <w:p>
-      <w:r>
-        <w:rPr>
-          <w:b w:val="0"/>
-          <w:sz w:val="18"/>
-        </w:rPr>
-        <w:t>※ 打勾方式：把方框 ☐ 改成 ☑ 即可。</w:t>
-      </w:r>
-    </w:p>
-    <w:p>
-      <w:r>
-        <w:rPr>
-          <w:b w:val="0"/>
-        </w:rPr>
+        <w:t>※ 正式格式以高雄市政府勞工局為準（電洽 07-8124613）；本範本依《工會會員大會或會員代表大會委託出席辦法》整理。</w:t>
       </w:r>
     </w:p>
     <w:p>
       <w:pPr>
+        <w:spacing w:after="240" w:before="0" w:line="360" w:lineRule="auto"/>
+      </w:pPr>
+      <w:r>
+        <w:rPr>
+          <w:rFonts w:eastAsia="標楷體" w:ascii="標楷體" w:hAnsi="標楷體"/>
+          <w:b w:val="0"/>
+          <w:sz w:val="22"/>
+        </w:rPr>
+        <w:t>※ 打勾：在方框 □ 內打 ✓ 即可。</w:t>
+      </w:r>
+    </w:p>
+    <w:p>
+      <w:pPr>
+        <w:spacing w:after="40" w:before="0" w:line="360" w:lineRule="auto"/>
         <w:jc w:val="center"/>
       </w:pPr>
       <w:r>
         <w:rPr>
+          <w:rFonts w:eastAsia="標楷體" w:ascii="標楷體" w:hAnsi="標楷體"/>
           <w:b/>
-          <w:sz w:val="28"/>
+          <w:sz w:val="32"/>
         </w:rPr>
         <w:t>高雄榮民總醫院企業工會（籌備中）</w:t>
       </w:r>
     </w:p>
     <w:p>
       <w:pPr>
+        <w:spacing w:after="40" w:before="0" w:line="360" w:lineRule="auto"/>
         <w:jc w:val="center"/>
       </w:pPr>
       <w:r>
         <w:rPr>
+          <w:rFonts w:eastAsia="標楷體" w:ascii="標楷體" w:hAnsi="標楷體"/>
           <w:b/>
-          <w:sz w:val="28"/>
+          <w:sz w:val="32"/>
         </w:rPr>
-        <w:t>成立大會（第 1 屆第 1 次會員大會）　委託出席委託書</w:t>
+        <w:t>成立大會（第一屆第一次會員大會）</w:t>
       </w:r>
     </w:p>
     <w:p>
+      <w:pPr>
+        <w:spacing w:after="280" w:before="0" w:line="360" w:lineRule="auto"/>
+        <w:jc w:val="center"/>
+      </w:pPr>
       <w:r>
         <w:rPr>
-          <w:b w:val="0"/>
+          <w:rFonts w:eastAsia="標楷體" w:ascii="標楷體" w:hAnsi="標楷體"/>
+          <w:b/>
+          <w:sz w:val="40"/>
         </w:rPr>
+        <w:t>委　託　出　席　委　託　書</w:t>
       </w:r>
     </w:p>
     <w:p>
+      <w:pPr>
+        <w:spacing w:after="120" w:before="0" w:line="360" w:lineRule="auto"/>
+      </w:pPr>
       <w:r>
         <w:rPr>
+          <w:rFonts w:eastAsia="標楷體" w:ascii="標楷體" w:hAnsi="標楷體"/>
           <w:b w:val="0"/>
+          <w:sz w:val="28"/>
         </w:rPr>
-        <w:t>立委託書人（會員）：________________________（簽名／蓋章）</w:t>
+        <w:t>立委託書人（會員）：</w:t>
+      </w:r>
+      <w:r>
+        <w:rPr>
+          <w:rFonts w:eastAsia="標楷體" w:ascii="標楷體" w:hAnsi="標楷體"/>
+          <w:b w:val="0"/>
+          <w:sz w:val="28"/>
+          <w:u w:val="single"/>
+        </w:rPr>
+        <w:t xml:space="preserve">                  </w:t>
+      </w:r>
+      <w:r>
+        <w:rPr>
+          <w:rFonts w:eastAsia="標楷體" w:ascii="標楷體" w:hAnsi="標楷體"/>
+          <w:b w:val="0"/>
+          <w:sz w:val="22"/>
+        </w:rPr>
+        <w:t>（簽名／蓋章）</w:t>
       </w:r>
     </w:p>
     <w:p>
+      <w:pPr>
+        <w:spacing w:after="120" w:before="0" w:line="360" w:lineRule="auto"/>
+      </w:pPr>
       <w:r>
         <w:rPr>
+          <w:rFonts w:eastAsia="標楷體" w:ascii="標楷體" w:hAnsi="標楷體"/>
           <w:b w:val="0"/>
+          <w:sz w:val="28"/>
         </w:rPr>
-        <w:t xml:space="preserve">　會員編號／連署編號：________________________</w:t>
+        <w:t>會員編號／連署編號：</w:t>
+      </w:r>
+      <w:r>
+        <w:rPr>
+          <w:rFonts w:eastAsia="標楷體" w:ascii="標楷體" w:hAnsi="標楷體"/>
+          <w:b w:val="0"/>
+          <w:sz w:val="28"/>
+          <w:u w:val="single"/>
+        </w:rPr>
+        <w:t xml:space="preserve">                  </w:t>
       </w:r>
     </w:p>
     <w:p>
+      <w:pPr>
+        <w:spacing w:after="200" w:before="80" w:line="360" w:lineRule="auto"/>
+      </w:pPr>
       <w:r>
         <w:rPr>
+          <w:rFonts w:eastAsia="標楷體" w:ascii="標楷體" w:hAnsi="標楷體"/>
           <w:b w:val="0"/>
+          <w:sz w:val="28"/>
         </w:rPr>
+        <w:t>茲因故無法親自出席本會於中華民國 ___ 年 __ 月 __ 日召開之「成立大會（第一屆第一次會員大會）」，爰依《工會會員大會或會員代表大會委託出席辦法》規定，委託下列會員代表本人出席：</w:t>
       </w:r>
     </w:p>
     <w:p>
+      <w:pPr>
+        <w:spacing w:after="120" w:before="0" w:line="360" w:lineRule="auto"/>
+      </w:pPr>
       <w:r>
         <w:rPr>
+          <w:rFonts w:eastAsia="標楷體" w:ascii="標楷體" w:hAnsi="標楷體"/>
           <w:b w:val="0"/>
+          <w:sz w:val="28"/>
         </w:rPr>
-        <w:t>茲因故無法親自出席本會於中華民國 ＿＿＿ 年 ＿＿ 月 ＿＿ 日召開之「成立大會（第 1 屆第 1 次會員大會）」，依《工會會員大會或會員代表大會委託出席辦法》規定，委託下列會員代表本人出席：</w:t>
+        <w:t>受託人（會員）：</w:t>
+      </w:r>
+      <w:r>
+        <w:rPr>
+          <w:rFonts w:eastAsia="標楷體" w:ascii="標楷體" w:hAnsi="標楷體"/>
+          <w:b w:val="0"/>
+          <w:sz w:val="28"/>
+          <w:u w:val="single"/>
+        </w:rPr>
+        <w:t xml:space="preserve">                  </w:t>
+      </w:r>
+      <w:r>
+        <w:rPr>
+          <w:rFonts w:eastAsia="標楷體" w:ascii="標楷體" w:hAnsi="標楷體"/>
+          <w:b w:val="0"/>
+          <w:sz w:val="22"/>
+        </w:rPr>
+        <w:t>（簽名／蓋章）</w:t>
       </w:r>
     </w:p>
     <w:p>
+      <w:pPr>
+        <w:spacing w:after="120" w:before="0" w:line="360" w:lineRule="auto"/>
+      </w:pPr>
       <w:r>
         <w:rPr>
+          <w:rFonts w:eastAsia="標楷體" w:ascii="標楷體" w:hAnsi="標楷體"/>
           <w:b w:val="0"/>
+          <w:sz w:val="28"/>
         </w:rPr>
+        <w:t>受託人會員編號：</w:t>
+      </w:r>
+      <w:r>
+        <w:rPr>
+          <w:rFonts w:eastAsia="標楷體" w:ascii="標楷體" w:hAnsi="標楷體"/>
+          <w:b w:val="0"/>
+          <w:sz w:val="28"/>
+          <w:u w:val="single"/>
+        </w:rPr>
+        <w:t xml:space="preserve">                  </w:t>
       </w:r>
     </w:p>
     <w:p>
+      <w:pPr>
+        <w:spacing w:after="80" w:before="80" w:line="360" w:lineRule="auto"/>
+      </w:pPr>
       <w:r>
         <w:rPr>
-          <w:b w:val="0"/>
-        </w:rPr>
-        <w:t>受託人（會員）：________________________（簽名／蓋章）</w:t>
-      </w:r>
-    </w:p>
-    <w:p>
-      <w:r>
-        <w:rPr>
-          <w:b w:val="0"/>
-        </w:rPr>
-        <w:t xml:space="preserve">　受託人會員編號：________________________</w:t>
-      </w:r>
-    </w:p>
-    <w:p>
-      <w:r>
-        <w:rPr>
-          <w:b w:val="0"/>
-        </w:rPr>
-      </w:r>
-    </w:p>
-    <w:p>
-      <w:r>
-        <w:rPr>
+          <w:rFonts w:eastAsia="標楷體" w:ascii="標楷體" w:hAnsi="標楷體"/>
           <w:b/>
+          <w:sz w:val="28"/>
         </w:rPr>
         <w:t>委託事項（擇一勾選）：</w:t>
       </w:r>
     </w:p>
     <w:p>
+      <w:pPr>
+        <w:spacing w:after="60" w:before="0" w:line="360" w:lineRule="auto"/>
+      </w:pPr>
       <w:r>
         <w:rPr>
+          <w:rFonts w:eastAsia="標楷體" w:ascii="標楷體" w:hAnsi="標楷體"/>
           <w:b w:val="0"/>
+          <w:sz w:val="28"/>
         </w:rPr>
-        <w:t xml:space="preserve">　☐　全權代表本人出席、發言及表決</w:t>
+        <w:t xml:space="preserve">□  </w:t>
+      </w:r>
+      <w:r>
+        <w:rPr>
+          <w:rFonts w:eastAsia="標楷體" w:ascii="標楷體" w:hAnsi="標楷體"/>
+          <w:b w:val="0"/>
+          <w:sz w:val="28"/>
+        </w:rPr>
+        <w:t>全權代表本人出席、發言及表決</w:t>
       </w:r>
     </w:p>
     <w:p>
+      <w:pPr>
+        <w:spacing w:after="200" w:before="0" w:line="360" w:lineRule="auto"/>
+      </w:pPr>
       <w:r>
         <w:rPr>
+          <w:rFonts w:eastAsia="標楷體" w:ascii="標楷體" w:hAnsi="標楷體"/>
           <w:b w:val="0"/>
+          <w:sz w:val="28"/>
         </w:rPr>
-        <w:t xml:space="preserve">　☐　僅就下列特定事項代表：________________________________</w:t>
+        <w:t>□  僅就下列特定事項代表：</w:t>
+      </w:r>
+      <w:r>
+        <w:rPr>
+          <w:rFonts w:eastAsia="標楷體" w:ascii="標楷體" w:hAnsi="標楷體"/>
+          <w:b w:val="0"/>
+          <w:sz w:val="28"/>
+          <w:u w:val="single"/>
+        </w:rPr>
+        <w:t xml:space="preserve">                        </w:t>
       </w:r>
     </w:p>
     <w:p>
+      <w:pPr>
+        <w:spacing w:after="120" w:before="0" w:line="360" w:lineRule="auto"/>
+      </w:pPr>
       <w:r>
         <w:rPr>
+          <w:rFonts w:eastAsia="標楷體" w:ascii="標楷體" w:hAnsi="標楷體"/>
           <w:b w:val="0"/>
+          <w:sz w:val="28"/>
+        </w:rPr>
+        <w:t>委託出席之工會名稱：</w:t>
+      </w:r>
+      <w:r>
+        <w:rPr>
+          <w:rFonts w:eastAsia="標楷體" w:ascii="標楷體" w:hAnsi="標楷體"/>
+          <w:b w:val="0"/>
+          <w:sz w:val="28"/>
+          <w:u w:val="single"/>
         </w:rPr>
       </w:r>
     </w:p>
     <w:p>
+      <w:pPr>
+        <w:spacing w:after="80" w:before="0" w:line="360" w:lineRule="auto"/>
+      </w:pPr>
       <w:r>
         <w:rPr>
+          <w:rFonts w:eastAsia="標楷體" w:ascii="標楷體" w:hAnsi="標楷體"/>
           <w:b w:val="0"/>
+          <w:sz w:val="28"/>
         </w:rPr>
-        <w:t>委託出席之工會名稱：高雄榮民總醫院企業工會（籌備中）</w:t>
+        <w:t xml:space="preserve">　高雄榮民總醫院企業工會（籌備中）</w:t>
       </w:r>
     </w:p>
     <w:p>
+      <w:pPr>
+        <w:spacing w:after="80" w:before="0" w:line="360" w:lineRule="auto"/>
+      </w:pPr>
       <w:r>
         <w:rPr>
+          <w:rFonts w:eastAsia="標楷體" w:ascii="標楷體" w:hAnsi="標楷體"/>
           <w:b w:val="0"/>
+          <w:sz w:val="28"/>
         </w:rPr>
-        <w:t>會議名稱／屆次：成立大會（第 1 屆第 1 次會員大會）</w:t>
+        <w:t>會議名稱／屆次：成立大會（第一屆第一次會員大會）</w:t>
       </w:r>
     </w:p>
     <w:p>
+      <w:pPr>
+        <w:spacing w:after="240" w:before="0" w:line="360" w:lineRule="auto"/>
+      </w:pPr>
       <w:r>
         <w:rPr>
+          <w:rFonts w:eastAsia="標楷體" w:ascii="標楷體" w:hAnsi="標楷體"/>
           <w:b w:val="0"/>
+          <w:sz w:val="28"/>
         </w:rPr>
-        <w:t>會議日期：中華民國 ＿＿＿ 年 ＿＿ 月 ＿＿ 日</w:t>
+        <w:t>會議日期：中華民國 ___ 年 __ 月 __ 日</w:t>
       </w:r>
     </w:p>
     <w:p>
+      <w:pPr>
+        <w:spacing w:after="80" w:before="80" w:line="360" w:lineRule="auto"/>
+      </w:pPr>
       <w:r>
         <w:rPr>
-          <w:b w:val="0"/>
+          <w:rFonts w:eastAsia="標楷體" w:ascii="標楷體" w:hAnsi="標楷體"/>
+          <w:b/>
+          <w:sz w:val="28"/>
         </w:rPr>
+        <w:t>本人聲明並已知悉（請逐項勾選確認）：</w:t>
       </w:r>
     </w:p>
     <w:p>
+      <w:pPr>
+        <w:spacing w:after="60" w:before="0" w:line="360" w:lineRule="auto"/>
+      </w:pPr>
       <w:r>
         <w:rPr>
-          <w:b/>
+          <w:rFonts w:eastAsia="標楷體" w:ascii="標楷體" w:hAnsi="標楷體"/>
+          <w:b w:val="0"/>
+          <w:sz w:val="28"/>
         </w:rPr>
-        <w:t>本人聲明並已知悉（請勾選確認）：</w:t>
+        <w:t xml:space="preserve">□  </w:t>
+      </w:r>
+      <w:r>
+        <w:rPr>
+          <w:rFonts w:eastAsia="標楷體" w:ascii="標楷體" w:hAnsi="標楷體"/>
+          <w:b w:val="0"/>
+          <w:sz w:val="28"/>
+        </w:rPr>
+        <w:t>一名受託人僅得受託一人；本人不重複委託多人（重複委託全部無效）。</w:t>
       </w:r>
     </w:p>
     <w:p>
+      <w:pPr>
+        <w:spacing w:after="60" w:before="0" w:line="360" w:lineRule="auto"/>
+      </w:pPr>
       <w:r>
         <w:rPr>
+          <w:rFonts w:eastAsia="標楷體" w:ascii="標楷體" w:hAnsi="標楷體"/>
           <w:b w:val="0"/>
+          <w:sz w:val="28"/>
         </w:rPr>
-        <w:t xml:space="preserve">　☐　一名受託人僅得受託一人；本人不重複委託多人（重複委託全部無效）。</w:t>
+        <w:t xml:space="preserve">□  </w:t>
+      </w:r>
+      <w:r>
+        <w:rPr>
+          <w:rFonts w:eastAsia="標楷體" w:ascii="標楷體" w:hAnsi="標楷體"/>
+          <w:b w:val="0"/>
+          <w:sz w:val="28"/>
+        </w:rPr>
+        <w:t>全體委託出席人數不得超過親自出席人數之三分之一。</w:t>
       </w:r>
     </w:p>
     <w:p>
+      <w:pPr>
+        <w:spacing w:after="60" w:before="0" w:line="360" w:lineRule="auto"/>
+      </w:pPr>
       <w:r>
         <w:rPr>
+          <w:rFonts w:eastAsia="標楷體" w:ascii="標楷體" w:hAnsi="標楷體"/>
           <w:b w:val="0"/>
+          <w:sz w:val="28"/>
         </w:rPr>
-        <w:t xml:space="preserve">　☐　全體委託出席人數不得超過親自出席人數的三分之一。</w:t>
+        <w:t xml:space="preserve">□  </w:t>
+      </w:r>
+      <w:r>
+        <w:rPr>
+          <w:rFonts w:eastAsia="標楷體" w:ascii="標楷體" w:hAnsi="標楷體"/>
+          <w:b w:val="0"/>
+          <w:sz w:val="28"/>
+        </w:rPr>
+        <w:t>本人若親自出席，本委託即失效。</w:t>
       </w:r>
     </w:p>
     <w:p>
+      <w:pPr>
+        <w:spacing w:after="60" w:before="0" w:line="360" w:lineRule="auto"/>
+      </w:pPr>
       <w:r>
         <w:rPr>
+          <w:rFonts w:eastAsia="標楷體" w:ascii="標楷體" w:hAnsi="標楷體"/>
           <w:b w:val="0"/>
+          <w:sz w:val="28"/>
         </w:rPr>
-        <w:t xml:space="preserve">　☐　本人若親自出席，本委託即失效。</w:t>
+        <w:t xml:space="preserve">□  </w:t>
+      </w:r>
+      <w:r>
+        <w:rPr>
+          <w:rFonts w:eastAsia="標楷體" w:ascii="標楷體" w:hAnsi="標楷體"/>
+          <w:b w:val="0"/>
+          <w:sz w:val="28"/>
+        </w:rPr>
+        <w:t>主席宣布開始選舉或罷免程序後，不得再委託或受委託。</w:t>
       </w:r>
     </w:p>
     <w:p>
+      <w:pPr>
+        <w:spacing w:after="160" w:before="0" w:line="360" w:lineRule="auto"/>
+      </w:pPr>
+    </w:p>
+    <w:p>
+      <w:pPr>
+        <w:spacing w:after="120" w:before="0" w:line="360" w:lineRule="auto"/>
+      </w:pPr>
       <w:r>
         <w:rPr>
+          <w:rFonts w:eastAsia="標楷體" w:ascii="標楷體" w:hAnsi="標楷體"/>
           <w:b w:val="0"/>
+          <w:sz w:val="28"/>
         </w:rPr>
-        <w:t xml:space="preserve">　☐　主席宣布開始選舉或罷免程序後，不得再委託或受委託。</w:t>
+        <w:t>立委託書人簽章：</w:t>
+      </w:r>
+      <w:r>
+        <w:rPr>
+          <w:rFonts w:eastAsia="標楷體" w:ascii="標楷體" w:hAnsi="標楷體"/>
+          <w:b w:val="0"/>
+          <w:sz w:val="28"/>
+          <w:u w:val="single"/>
+        </w:rPr>
+        <w:t xml:space="preserve">                    </w:t>
       </w:r>
     </w:p>
     <w:p>
+      <w:pPr>
+        <w:spacing w:after="80" w:before="0" w:line="360" w:lineRule="auto"/>
+      </w:pPr>
       <w:r>
         <w:rPr>
+          <w:rFonts w:eastAsia="標楷體" w:ascii="標楷體" w:hAnsi="標楷體"/>
           <w:b w:val="0"/>
+          <w:sz w:val="28"/>
         </w:rPr>
-      </w:r>
-    </w:p>
-    <w:p>
-      <w:r>
-        <w:rPr>
-          <w:b w:val="0"/>
-        </w:rPr>
-        <w:t>立委託書人簽章：________________________</w:t>
-      </w:r>
-    </w:p>
-    <w:p>
-      <w:r>
-        <w:rPr>
-          <w:b w:val="0"/>
-        </w:rPr>
-        <w:t>中華民國 ＿＿＿ 年 ＿＿ 月 ＿＿ 日</w:t>
-      </w:r>
-    </w:p>
-    <w:p>
-      <w:r>
-        <w:rPr>
-          <w:b w:val="0"/>
-        </w:rPr>
-      </w:r>
-    </w:p>
-    <w:p>
-      <w:r>
-        <w:rPr>
-          <w:b w:val="0"/>
-          <w:sz w:val="18"/>
-        </w:rPr>
-        <w:t>───────────────────────────</w:t>
-      </w:r>
-    </w:p>
-    <w:p>
-      <w:r>
-        <w:rPr>
-          <w:b w:val="0"/>
-          <w:sz w:val="18"/>
-        </w:rPr>
-        <w:t>法源：《工會會員大會或會員代表大會委託出席辦法》(N0020016)、《工會法》、勞動部《工會組織運作實務參考手冊》。涉及法條／比例／程序，正式以高雄市政府勞工局為準。</w:t>
+        <w:t>中　華　民　國　______ 年 ____ 月 ____ 日</w:t>
       </w:r>
     </w:p>
     <w:sectPr>
       <w:pgSz w:w="12240" w:h="15840"/>
-      <w:pgMar w:top="1440" w:right="1800" w:bottom="1440" w:left="1800" w:header="720" w:footer="720" w:gutter="0"/>
+      <w:pgMar w:top="1247" w:right="1417" w:bottom="1134" w:left="1417" w:header="720" w:footer="720" w:gutter="0"/>
       <w:cols w:space="720"/>
       <w:docGrid w:linePitch="360"/>
     </w:sectPr>
@@ -643,8 +814,8 @@
     <w:qFormat/>
     <w:rsid w:val="00FC693F"/>
     <w:rPr>
-      <w:rFonts w:ascii="Noto Sans CJK TC" w:hAnsi="Noto Sans CJK TC"/>
-      <w:sz w:val="24"/>
+      <w:rFonts w:eastAsia="標楷體"/>
+      <w:sz w:val="28"/>
     </w:rPr>
   </w:style>
   <w:style w:type="paragraph" w:styleId="Header">
